--- a/03. Fundamentals of Level Design with Unreal Engine/Level Design Document.docx
+++ b/03. Fundamentals of Level Design with Unreal Engine/Level Design Document.docx
@@ -31,13 +31,7 @@
         <w:spacing w:before="0" w:beforeAutospacing="0"/>
       </w:pPr>
       <w:r>
-        <w:t xml:space="preserve">A short, readable, </w:t>
-      </w:r>
-      <w:r>
-        <w:t>low-detail</w:t>
-      </w:r>
-      <w:r>
-        <w:t xml:space="preserve"> greybox level designed to teach basic traversal and allow quick iteration on pacing and flow. The player begins in a small courtyard, proceeds through a simple interior hall, and finishes at a rooftop platform with a clear objective.</w:t>
+        <w:t>A short, readable, low-detail greybox level designed to teach basic traversal and allow quick iteration on pacing and flow. The player begins in a small courtyard, proceeds through a simple interior hall, and finishes at a rooftop platform with a clear objective.</w:t>
       </w:r>
     </w:p>
     <w:p>
@@ -46,7 +40,7 @@
       </w:pPr>
       <w:r>
         <w:pict w14:anchorId="30453CAD">
-          <v:rect id="_x0000_i1042" style="width:0;height:1.5pt" o:hralign="center" o:hrstd="t" o:hr="t" fillcolor="#a0a0a0" stroked="f"/>
+          <v:rect id="_x0000_i1025" style="width:0;height:1.5pt" o:hralign="center" o:hrstd="t" o:hr="t" fillcolor="#a0a0a0" stroked="f"/>
         </w:pict>
       </w:r>
     </w:p>
@@ -205,7 +199,7 @@
       </w:pPr>
       <w:r>
         <w:pict w14:anchorId="6B3595FB">
-          <v:rect id="_x0000_i1043" style="width:0;height:1.5pt" o:hralign="center" o:hrstd="t" o:hr="t" fillcolor="#a0a0a0" stroked="f"/>
+          <v:rect id="_x0000_i1026" style="width:0;height:1.5pt" o:hralign="center" o:hrstd="t" o:hr="t" fillcolor="#a0a0a0" stroked="f"/>
         </w:pict>
       </w:r>
     </w:p>
@@ -268,7 +262,7 @@
       </w:pPr>
       <w:r>
         <w:pict w14:anchorId="01C7B5EC">
-          <v:rect id="_x0000_i1044" style="width:0;height:1.5pt" o:hralign="center" o:hrstd="t" o:hr="t" fillcolor="#a0a0a0" stroked="f"/>
+          <v:rect id="_x0000_i1027" style="width:0;height:1.5pt" o:hralign="center" o:hrstd="t" o:hr="t" fillcolor="#a0a0a0" stroked="f"/>
         </w:pict>
       </w:r>
     </w:p>
@@ -309,7 +303,15 @@
         <w:spacing w:before="0" w:beforeAutospacing="0"/>
       </w:pPr>
       <w:r>
-        <w:t>The level sets expectations for future modular block-based design used in later stages.</w:t>
+        <w:t xml:space="preserve">The level sets expectations for future modular block-based </w:t>
+      </w:r>
+      <w:proofErr w:type="gramStart"/>
+      <w:r>
+        <w:t>design</w:t>
+      </w:r>
+      <w:proofErr w:type="gramEnd"/>
+      <w:r>
+        <w:t xml:space="preserve"> used in later stages.</w:t>
       </w:r>
     </w:p>
     <w:p>
@@ -322,7 +324,15 @@
         <w:spacing w:before="0" w:beforeAutospacing="0"/>
       </w:pPr>
       <w:r>
-        <w:t>Completing this level leads into the first fully art-passed environment.</w:t>
+        <w:t xml:space="preserve">Completing this level leads </w:t>
+      </w:r>
+      <w:proofErr w:type="gramStart"/>
+      <w:r>
+        <w:t>into</w:t>
+      </w:r>
+      <w:proofErr w:type="gramEnd"/>
+      <w:r>
+        <w:t xml:space="preserve"> the first fully art-passed environment.</w:t>
       </w:r>
     </w:p>
     <w:p>
@@ -331,7 +341,7 @@
       </w:pPr>
       <w:r>
         <w:pict w14:anchorId="659ADC66">
-          <v:rect id="_x0000_i1045" style="width:0;height:1.5pt" o:hralign="center" o:hrstd="t" o:hr="t" fillcolor="#a0a0a0" stroked="f"/>
+          <v:rect id="_x0000_i1028" style="width:0;height:1.5pt" o:hralign="center" o:hrstd="t" o:hr="t" fillcolor="#a0a0a0" stroked="f"/>
         </w:pict>
       </w:r>
     </w:p>
@@ -379,10 +389,22 @@
           <w:rStyle w:val="Strong"/>
           <w:rFonts w:eastAsiaTheme="majorEastAsia"/>
         </w:rPr>
-        <w:t>Abandoned Training Complex</w:t>
-      </w:r>
-      <w:r>
-        <w:t>, but represented only through layout since art is not yet applied.</w:t>
+        <w:t xml:space="preserve">Abandoned Training </w:t>
+      </w:r>
+      <w:proofErr w:type="gramStart"/>
+      <w:r>
+        <w:rPr>
+          <w:rStyle w:val="Strong"/>
+          <w:rFonts w:eastAsiaTheme="majorEastAsia"/>
+        </w:rPr>
+        <w:t>Complex</w:t>
+      </w:r>
+      <w:r>
+        <w:t>, but</w:t>
+      </w:r>
+      <w:proofErr w:type="gramEnd"/>
+      <w:r>
+        <w:t xml:space="preserve"> represented only through layout since art is not yet applied.</w:t>
       </w:r>
     </w:p>
     <w:p>
@@ -462,7 +484,7 @@
       </w:pPr>
       <w:r>
         <w:pict w14:anchorId="6347CF67">
-          <v:rect id="_x0000_i1047" style="width:0;height:1.5pt" o:hralign="center" o:hrstd="t" o:hr="t" fillcolor="#a0a0a0" stroked="f"/>
+          <v:rect id="_x0000_i1029" style="width:0;height:1.5pt" o:hralign="center" o:hrstd="t" o:hr="t" fillcolor="#a0a0a0" stroked="f"/>
         </w:pict>
       </w:r>
     </w:p>
@@ -583,7 +605,7 @@
       </w:pPr>
       <w:r>
         <w:pict w14:anchorId="54EC9A87">
-          <v:rect id="_x0000_i1048" style="width:0;height:1.5pt" o:hralign="center" o:hrstd="t" o:hr="t" fillcolor="#a0a0a0" stroked="f"/>
+          <v:rect id="_x0000_i1030" style="width:0;height:1.5pt" o:hralign="center" o:hrstd="t" o:hr="t" fillcolor="#a0a0a0" stroked="f"/>
         </w:pict>
       </w:r>
     </w:p>
@@ -652,7 +674,15 @@
         <w:t>Discovery</w:t>
       </w:r>
       <w:r>
-        <w:t xml:space="preserve"> — Player explores hall, learns traversal, finds optional alcoves.</w:t>
+        <w:t xml:space="preserve"> — Player explores hall, learns traversal</w:t>
+      </w:r>
+      <w:proofErr w:type="gramStart"/>
+      <w:r>
+        <w:t>, finds</w:t>
+      </w:r>
+      <w:proofErr w:type="gramEnd"/>
+      <w:r>
+        <w:t xml:space="preserve"> optional alcoves.</w:t>
       </w:r>
     </w:p>
     <w:p>
@@ -795,7 +825,15 @@
         <w:spacing w:before="0" w:beforeAutospacing="0"/>
       </w:pPr>
       <w:r>
-        <w:t>Non-functional doors and blocked areas imply greater complex beyond greybox boundaries.</w:t>
+        <w:t xml:space="preserve">Non-functional doors and blocked areas imply greater </w:t>
+      </w:r>
+      <w:proofErr w:type="gramStart"/>
+      <w:r>
+        <w:t>complex</w:t>
+      </w:r>
+      <w:proofErr w:type="gramEnd"/>
+      <w:r>
+        <w:t xml:space="preserve"> beyond greybox boundaries.</w:t>
       </w:r>
     </w:p>
     <w:p>
@@ -884,7 +922,7 @@
       </w:pPr>
       <w:r>
         <w:pict w14:anchorId="13F118DE">
-          <v:rect id="_x0000_i1049" style="width:0;height:1.5pt" o:hralign="center" o:hrstd="t" o:hr="t" fillcolor="#a0a0a0" stroked="f"/>
+          <v:rect id="_x0000_i1031" style="width:0;height:1.5pt" o:hralign="center" o:hrstd="t" o:hr="t" fillcolor="#a0a0a0" stroked="f"/>
         </w:pict>
       </w:r>
     </w:p>
@@ -1023,7 +1061,15 @@
         <w:spacing w:before="0" w:beforeAutospacing="0"/>
       </w:pPr>
       <w:r>
-        <w:t>Exit door requiring Activation Crystal.</w:t>
+        <w:t xml:space="preserve">Exit door </w:t>
+      </w:r>
+      <w:proofErr w:type="gramStart"/>
+      <w:r>
+        <w:t>requiring</w:t>
+      </w:r>
+      <w:proofErr w:type="gramEnd"/>
+      <w:r>
+        <w:t xml:space="preserve"> Activation Crystal.</w:t>
       </w:r>
     </w:p>
     <w:p>
@@ -1161,17 +1207,67 @@
           <w:b w:val="0"/>
           <w:bCs w:val="0"/>
         </w:rPr>
+        <w:lastRenderedPageBreak/>
         <w:t>Level Map</w:t>
       </w:r>
     </w:p>
-    <w:p/>
-    <w:p>
-      <w:pPr>
-        <w:spacing w:line="240" w:lineRule="auto"/>
-      </w:pPr>
+    <w:p>
+      <w:r>
+        <w:rPr>
+          <w:noProof/>
+        </w:rPr>
+        <w:drawing>
+          <wp:inline distT="0" distB="0" distL="0" distR="0" wp14:anchorId="4FEEF942" wp14:editId="1407DEF7">
+            <wp:extent cx="5595624" cy="8392562"/>
+            <wp:effectExtent l="0" t="0" r="5080" b="8890"/>
+            <wp:docPr id="308988686" name="Picture 2" descr="A diagram of a room&#10;&#10;AI-generated content may be incorrect."/>
+            <wp:cNvGraphicFramePr>
+              <a:graphicFrameLocks xmlns:a="http://schemas.openxmlformats.org/drawingml/2006/main" noChangeAspect="1"/>
+            </wp:cNvGraphicFramePr>
+            <a:graphic xmlns:a="http://schemas.openxmlformats.org/drawingml/2006/main">
+              <a:graphicData uri="http://schemas.openxmlformats.org/drawingml/2006/picture">
+                <pic:pic xmlns:pic="http://schemas.openxmlformats.org/drawingml/2006/picture">
+                  <pic:nvPicPr>
+                    <pic:cNvPr id="308988686" name="Picture 2" descr="A diagram of a room&#10;&#10;AI-generated content may be incorrect."/>
+                    <pic:cNvPicPr>
+                      <a:picLocks noChangeAspect="1" noChangeArrowheads="1"/>
+                    </pic:cNvPicPr>
+                  </pic:nvPicPr>
+                  <pic:blipFill>
+                    <a:blip r:embed="rId5">
+                      <a:extLst>
+                        <a:ext uri="{28A0092B-C50C-407E-A947-70E740481C1C}">
+                          <a14:useLocalDpi xmlns:a14="http://schemas.microsoft.com/office/drawing/2010/main" val="0"/>
+                        </a:ext>
+                      </a:extLst>
+                    </a:blip>
+                    <a:srcRect/>
+                    <a:stretch>
+                      <a:fillRect/>
+                    </a:stretch>
+                  </pic:blipFill>
+                  <pic:spPr bwMode="auto">
+                    <a:xfrm>
+                      <a:off x="0" y="0"/>
+                      <a:ext cx="5598285" cy="8396553"/>
+                    </a:xfrm>
+                    <a:prstGeom prst="rect">
+                      <a:avLst/>
+                    </a:prstGeom>
+                    <a:noFill/>
+                    <a:ln>
+                      <a:noFill/>
+                    </a:ln>
+                  </pic:spPr>
+                </pic:pic>
+              </a:graphicData>
+            </a:graphic>
+          </wp:inline>
+        </w:drawing>
+      </w:r>
       <w:r>
         <w:pict w14:anchorId="2353BEBD">
-          <v:rect id="_x0000_i1050" style="width:0;height:1.5pt" o:hralign="center" o:hrstd="t" o:hr="t" fillcolor="#a0a0a0" stroked="f"/>
+          <v:rect id="_x0000_i1032" style="width:0;height:1.5pt" o:hralign="center" o:hrstd="t" o:hr="t" fillcolor="#a0a0a0" stroked="f"/>
         </w:pict>
       </w:r>
     </w:p>
@@ -1186,6 +1282,7 @@
           <w:b w:val="0"/>
           <w:bCs w:val="0"/>
         </w:rPr>
+        <w:lastRenderedPageBreak/>
         <w:t>Challenges &amp; Rewards</w:t>
       </w:r>
     </w:p>
@@ -1350,7 +1447,6 @@
         <w:spacing w:before="0" w:beforeAutospacing="0"/>
       </w:pPr>
       <w:r>
-        <w:lastRenderedPageBreak/>
         <w:t>Optional: small collectible token for side-alcove exploration.</w:t>
       </w:r>
     </w:p>
@@ -7376,6 +7472,7 @@
   <w:style w:type="character" w:default="1" w:styleId="DefaultParagraphFont">
     <w:name w:val="Default Paragraph Font"/>
     <w:uiPriority w:val="1"/>
+    <w:semiHidden/>
     <w:unhideWhenUsed/>
   </w:style>
   <w:style w:type="table" w:default="1" w:styleId="TableNormal">
